--- a/docs/Textes/Textes pour les audio (Places).docx
+++ b/docs/Textes/Textes pour les audio (Places).docx
@@ -4489,15 +4489,7 @@
       </w:r>
       <w:proofErr w:type="spellEnd"/>
       <w:r>
-        <w:t xml:space="preserve"> abrite également un musée particulièrement riche consacré à la guerre d’indépendance et aux réformes d’Atatürk. On y découvre des photographies, des films </w:t>
-      </w:r>
-      <w:proofErr w:type="gramStart"/>
-      <w:r>
-        <w:t>d’époque</w:t>
-      </w:r>
-      <w:proofErr w:type="gramEnd"/>
-      <w:r>
-        <w:t>, des uniformes, des cartes militaires, des objets personnels, sa célèbre voiture officielle ainsi que de nombreux documents retraçant les grandes étapes de la naissance de la Turquie moderne. Cette partie de la visite permet de replacer le personnage dans son contexte historique et de comprendre les immenses défis auxquels il a dû faire face.</w:t>
+        <w:t xml:space="preserve"> abrite également un musée particulièrement riche consacré à la guerre d’indépendance et aux réformes d’Atatürk. On y découvre des photographies, des films d’époque, des uniformes, des cartes militaires, des objets personnels, sa célèbre voiture officielle ainsi que de nombreux documents retraçant les grandes étapes de la naissance de la Turquie moderne. Cette partie de la visite permet de replacer le personnage dans son contexte historique et de comprendre les immenses défis auxquels il a dû faire face.</w:t>
       </w:r>
     </w:p>
     <w:p>
@@ -4634,8 +4626,107 @@
       </w:r>
     </w:p>
     <w:p/>
+    <w:p>
+      <w:pPr>
+        <w:pStyle w:val="Titre1"/>
+      </w:pPr>
+      <w:r>
+        <w:t>Istanbul</w:t>
+      </w:r>
+    </w:p>
+    <w:p>
+      <w:r>
+        <w:t xml:space="preserve">   Istanbul est une ville unique au monde, une cité où les continents, les civilisations et les époques se rencontrent. Construite entre l’Europe et l’Asie, séparée par les eaux du Bosphore, elle est depuis plus de deux mille cinq cents ans un carrefour majeur de l’histoire. Ancienne Byzance fondée par les Grecs, puis Constantinople, capitale de l’Empire romain d’Orient pendant plus de mille ans, elle devient en 1453 la capitale de l’Empire ottoman après sa conquête par le sultan Mehmet II. Aujourd’hui encore, chaque quartier raconte une page différente de cette histoire exceptionnelle.</w:t>
+      </w:r>
+    </w:p>
     <w:p/>
+    <w:p>
+      <w:r>
+        <w:t xml:space="preserve">Au cœur de la vieille ville, le quartier de </w:t>
+      </w:r>
+      <w:proofErr w:type="spellStart"/>
+      <w:r>
+        <w:t>Sultanahmet</w:t>
+      </w:r>
+      <w:proofErr w:type="spellEnd"/>
+      <w:r>
+        <w:t xml:space="preserve"> concentre certains des monuments les plus célèbres au monde. Sainte-Sophie, chef-d’œuvre byzantin transformé en mosquée puis en musée avant de redevenir un lieu de culte, témoigne du passage des grandes civilisations qui ont façonné la ville. Face à elle, la Mosquée Bleue illustre la grandeur de l’architecture ottomane avec ses six minarets et ses magnifiques décorations en céramique bleue. À quelques pas, l’ancien hippodrome byzantin rappelle l’époque où Constantinople était le centre politique et culturel du monde méditerranéen.</w:t>
+      </w:r>
+    </w:p>
     <w:p/>
+    <w:p>
+      <w:r>
+        <w:lastRenderedPageBreak/>
+        <w:t xml:space="preserve">Mais Istanbul ne se résume pas à ses monuments historiques. C’est aussi une ville vivante, où chaque quartier possède une identité propre. Les ruelles de </w:t>
+      </w:r>
+      <w:proofErr w:type="spellStart"/>
+      <w:r>
+        <w:t>Péra</w:t>
+      </w:r>
+      <w:proofErr w:type="spellEnd"/>
+      <w:r>
+        <w:t xml:space="preserve"> et de Galata dévoilent une atmosphère plus européenne avec leurs immeubles du XIX</w:t>
+      </w:r>
+      <w:r>
+        <w:rPr>
+          <w:rFonts w:ascii="Arial" w:hAnsi="Arial" w:cs="Arial"/>
+        </w:rPr>
+        <w:t>ᵉ</w:t>
+      </w:r>
+      <w:r>
+        <w:t xml:space="preserve"> siècle, leurs cafés, leurs galeries et la célèbre tour de Galata qui offre l’une des plus belles vues sur la ville. Plus loin, la place </w:t>
+      </w:r>
+      <w:proofErr w:type="spellStart"/>
+      <w:r>
+        <w:t>Taksim</w:t>
+      </w:r>
+      <w:proofErr w:type="spellEnd"/>
+      <w:r>
+        <w:t xml:space="preserve"> et l’avenue </w:t>
+      </w:r>
+      <w:proofErr w:type="spellStart"/>
+      <w:r>
+        <w:t>Istiklal</w:t>
+      </w:r>
+      <w:proofErr w:type="spellEnd"/>
+      <w:r>
+        <w:t xml:space="preserve"> représentent le visage moderne d’Istanbul, animé jour et nuit par les habitants, les boutiques, les restaurants et les artistes de rue.</w:t>
+      </w:r>
+    </w:p>
+    <w:p/>
+    <w:p>
+      <w:r>
+        <w:t xml:space="preserve">L’eau est au cœur de l’identité d’Istanbul. Le Bosphore n’est pas seulement une frontière géographique entre deux continents : c’est l’âme de la ville. Les ferries, les bateaux de pêche et les croisières permettent d’admirer les palais ottomans, les mosquées, les quartiers historiques et les rives européennes et asiatiques qui se font face. Depuis </w:t>
+      </w:r>
+      <w:proofErr w:type="spellStart"/>
+      <w:r>
+        <w:t>Kadıköy</w:t>
+      </w:r>
+      <w:proofErr w:type="spellEnd"/>
+      <w:r>
+        <w:t xml:space="preserve">, sur la rive asiatique, ou depuis les terrasses de certains </w:t>
+      </w:r>
+      <w:proofErr w:type="spellStart"/>
+      <w:r>
+        <w:t>rooftops</w:t>
+      </w:r>
+      <w:proofErr w:type="spellEnd"/>
+      <w:r>
+        <w:t>, on découvre une autre perspective sur cette métropole fascinante.</w:t>
+      </w:r>
+    </w:p>
+    <w:p/>
+    <w:p>
+      <w:r>
+        <w:t>Istanbul est aussi une ville de saveurs et de traditions. Les marchés comme le Grand Bazar ou le marché aux épices invitent à découvrir les couleurs, les parfums et le savoir-faire des artisans turcs. Dans les restaurants, des mezzés aux kebabs, du poisson grillé aux pâtisseries orientales, la gastronomie raconte elle aussi l’histoire des peuples qui ont traversé cette région.</w:t>
+      </w:r>
+    </w:p>
+    <w:p/>
+    <w:p>
+      <w:r>
+        <w:t>Ce qui rend Istanbul si particulière, c’est cette capacité à faire dialoguer les contraires : l’Orient et l’Occident, le passé et la modernité, les traditions ottomanes et l’énergie d’une grande métropole contemporaine. Marcher dans Istanbul, c’est voyager à travers les siècles en quelques rues seulement. C’est une ville qui ne se contente pas d’être visitée : elle se ressent, elle se découvre au détour d’une ruelle, d’un appel à la prière, d’un coucher de soleil sur le Bosphore ou d’un simple verre de thé partagé avec un habitant. Istanbul est une ville de rencontres, une ville de mémoire, et sans doute l’une des plus fascinantes portes d’entrée pour comprendre l’histoire et la culture de la Turquie.</w:t>
+      </w:r>
+    </w:p>
     <w:sectPr>
       <w:pgSz w:w="11906" w:h="16838"/>
       <w:pgMar w:top="1417" w:right="1417" w:bottom="1417" w:left="1417" w:header="708" w:footer="708" w:gutter="0"/>
@@ -5249,6 +5340,7 @@
   <w:style w:type="character" w:default="1" w:styleId="Policepardfaut">
     <w:name w:val="Default Paragraph Font"/>
     <w:uiPriority w:val="1"/>
+    <w:semiHidden/>
     <w:unhideWhenUsed/>
   </w:style>
   <w:style w:type="table" w:default="1" w:styleId="TableauNormal">
